--- a/session-ma/1 Основы функционального программирования (Гордеев Андрей Борисович)/Лабораторные/Соколов Д.А Ик-731 - ЛР5.docx
+++ b/session-ma/1 Основы функционального программирования (Гордеев Андрей Борисович)/Лабораторные/Соколов Д.А Ик-731 - ЛР5.docx
@@ -1577,6 +1577,7 @@
         <w:rPr>
           <w:sz w:val="28"/>
           <w:szCs w:val="28"/>
+          <w:lang w:val="en-US"/>
         </w:rPr>
       </w:pPr>
       <w:r>
@@ -1587,6 +1588,16 @@
           <w:szCs w:val="28"/>
         </w:rPr>
         <w:t xml:space="preserve">1. </w:t>
+      </w:r>
+      <w:r>
+        <w:rPr>
+          <w:b/>
+          <w:bCs/>
+          <w:sz w:val="28"/>
+          <w:szCs w:val="28"/>
+          <w:lang w:val="en-US"/>
+        </w:rPr>
+        <w:t>1</w:t>
       </w:r>
       <w:bookmarkStart w:id="2" w:name="_GoBack"/>
       <w:bookmarkEnd w:id="2"/>
@@ -3196,7 +3207,7 @@
 </file>
 
 <file path=customXml/itemProps1.xml><?xml version="1.0" encoding="utf-8"?>
-<ds:datastoreItem xmlns:ds="http://schemas.openxmlformats.org/officeDocument/2006/customXml" ds:itemID="{98ECFEDE-5372-42B3-A35B-2A65F4458DEC}">
+<ds:datastoreItem xmlns:ds="http://schemas.openxmlformats.org/officeDocument/2006/customXml" ds:itemID="{8DDE47E8-1C93-4750-B080-8384CFC3A9FF}">
   <ds:schemaRefs>
     <ds:schemaRef ds:uri="http://schemas.openxmlformats.org/officeDocument/2006/bibliography"/>
   </ds:schemaRefs>

--- a/session-ma/1 Основы функционального программирования (Гордеев Андрей Борисович)/Лабораторные/Соколов Д.А Ик-731 - ЛР5.docx
+++ b/session-ma/1 Основы функционального программирования (Гордеев Андрей Борисович)/Лабораторные/Соколов Д.А Ик-731 - ЛР5.docx
@@ -1534,18 +1534,8 @@
           <w:sz w:val="28"/>
           <w:szCs w:val="28"/>
         </w:rPr>
-        <w:t>Научиться определять рекурсивные функции. Получить представление о механизме сопоставления с образцом.</w:t>
-      </w:r>
-    </w:p>
-    <w:p>
-      <w:pPr>
-        <w:spacing w:line="360" w:lineRule="auto"/>
-        <w:ind w:firstLine="425"/>
-        <w:rPr>
-          <w:sz w:val="28"/>
-          <w:szCs w:val="28"/>
-        </w:rPr>
-      </w:pPr>
+        <w:t>Приобрести навыки определения функций для обработки списков.</w:t>
+      </w:r>
     </w:p>
     <w:p>
       <w:pPr>
@@ -1575,6 +1565,122 @@
         <w:ind w:firstLine="425"/>
         <w:jc w:val="both"/>
         <w:rPr>
+          <w:b/>
+          <w:bCs/>
+          <w:sz w:val="32"/>
+          <w:szCs w:val="32"/>
+        </w:rPr>
+      </w:pPr>
+      <w:r>
+        <w:rPr>
+          <w:b/>
+          <w:bCs/>
+          <w:sz w:val="28"/>
+          <w:szCs w:val="28"/>
+        </w:rPr>
+        <w:t>Построить следующие бесконечные списки</w:t>
+      </w:r>
+    </w:p>
+    <w:p>
+      <w:pPr>
+        <w:spacing w:line="360" w:lineRule="auto"/>
+        <w:ind w:firstLine="425"/>
+        <w:jc w:val="both"/>
+        <w:rPr>
+          <w:b/>
+          <w:bCs/>
+          <w:sz w:val="28"/>
+          <w:szCs w:val="28"/>
+        </w:rPr>
+      </w:pPr>
+      <w:r>
+        <w:rPr>
+          <w:b/>
+          <w:bCs/>
+          <w:sz w:val="28"/>
+          <w:szCs w:val="28"/>
+        </w:rPr>
+        <w:t xml:space="preserve"> </w:t>
+      </w:r>
+      <w:r>
+        <w:rPr>
+          <w:b/>
+          <w:bCs/>
+          <w:sz w:val="28"/>
+          <w:szCs w:val="28"/>
+        </w:rPr>
+        <w:t>1</w:t>
+      </w:r>
+      <w:r>
+        <w:rPr>
+          <w:b/>
+          <w:bCs/>
+          <w:sz w:val="28"/>
+          <w:szCs w:val="28"/>
+        </w:rPr>
+        <w:t xml:space="preserve"> </w:t>
+      </w:r>
+      <w:r>
+        <w:rPr>
+          <w:b/>
+          <w:bCs/>
+          <w:sz w:val="28"/>
+          <w:szCs w:val="28"/>
+        </w:rPr>
+        <w:t>Список степеней двойки</w:t>
+      </w:r>
+    </w:p>
+    <w:p>
+      <w:pPr>
+        <w:spacing w:line="360" w:lineRule="auto"/>
+        <w:ind w:firstLine="425"/>
+        <w:jc w:val="both"/>
+        <w:rPr>
+          <w:sz w:val="28"/>
+          <w:szCs w:val="28"/>
+        </w:rPr>
+      </w:pPr>
+      <w:r>
+        <w:rPr>
+          <w:sz w:val="28"/>
+          <w:szCs w:val="28"/>
+        </w:rPr>
+        <w:t>В предыдущей лабораторной работе были освоены</w:t>
+      </w:r>
+      <w:r>
+        <w:rPr>
+          <w:sz w:val="28"/>
+          <w:szCs w:val="28"/>
+        </w:rPr>
+        <w:t xml:space="preserve"> рекурсивные функции, с помощью которых был реала реализована функция, возвращающая список степеней двойки. </w:t>
+      </w:r>
+    </w:p>
+    <w:p>
+      <w:pPr>
+        <w:spacing w:line="360" w:lineRule="auto"/>
+        <w:ind w:firstLine="425"/>
+        <w:jc w:val="both"/>
+        <w:rPr>
+          <w:sz w:val="28"/>
+          <w:szCs w:val="28"/>
+        </w:rPr>
+      </w:pPr>
+      <w:r>
+        <w:rPr>
+          <w:sz w:val="28"/>
+          <w:szCs w:val="28"/>
+        </w:rPr>
+        <w:t xml:space="preserve">В данной работе я выполню то же практическое задание с помощью бесконечных списков. </w:t>
+      </w:r>
+    </w:p>
+    <w:p>
+      <w:pPr>
+        <w:spacing w:line="360" w:lineRule="auto"/>
+        <w:ind w:firstLine="425"/>
+        <w:jc w:val="both"/>
+        <w:rPr>
+          <w:b/>
+          <w:bCs/>
           <w:sz w:val="28"/>
           <w:szCs w:val="28"/>
           <w:lang w:val="en-US"/>
@@ -1587,7 +1693,7 @@
           <w:sz w:val="28"/>
           <w:szCs w:val="28"/>
         </w:rPr>
-        <w:t xml:space="preserve">1. </w:t>
+        <w:t>Теория</w:t>
       </w:r>
       <w:r>
         <w:rPr>
@@ -1597,18 +1703,1029 @@
           <w:szCs w:val="28"/>
           <w:lang w:val="en-US"/>
         </w:rPr>
-        <w:t>1</w:t>
-      </w:r>
+        <w:t>:</w:t>
+      </w:r>
+    </w:p>
+    <w:p>
+      <w:pPr>
+        <w:spacing w:line="360" w:lineRule="auto"/>
+        <w:ind w:firstLine="425"/>
+        <w:jc w:val="both"/>
+        <w:rPr>
+          <w:sz w:val="28"/>
+          <w:szCs w:val="28"/>
+        </w:rPr>
+      </w:pPr>
+      <w:r>
+        <w:rPr>
+          <w:sz w:val="28"/>
+          <w:szCs w:val="28"/>
+        </w:rPr>
+        <w:t xml:space="preserve">В </w:t>
+      </w:r>
+      <w:r>
+        <w:rPr>
+          <w:sz w:val="28"/>
+          <w:szCs w:val="28"/>
+          <w:lang w:val="en-US"/>
+        </w:rPr>
+        <w:t>Haskell</w:t>
+      </w:r>
+      <w:r>
+        <w:rPr>
+          <w:sz w:val="28"/>
+          <w:szCs w:val="28"/>
+        </w:rPr>
+        <w:t xml:space="preserve"> список может быть бесконечным, потому что язык использует ленивые вычисления (</w:t>
+      </w:r>
+      <w:r>
+        <w:rPr>
+          <w:sz w:val="28"/>
+          <w:szCs w:val="28"/>
+          <w:lang w:val="en-US"/>
+        </w:rPr>
+        <w:t>lazy</w:t>
+      </w:r>
+      <w:r>
+        <w:rPr>
+          <w:sz w:val="28"/>
+          <w:szCs w:val="28"/>
+        </w:rPr>
+        <w:t xml:space="preserve"> </w:t>
+      </w:r>
+      <w:r>
+        <w:rPr>
+          <w:sz w:val="28"/>
+          <w:szCs w:val="28"/>
+          <w:lang w:val="en-US"/>
+        </w:rPr>
+        <w:t>evaluation</w:t>
+      </w:r>
+      <w:r>
+        <w:rPr>
+          <w:sz w:val="28"/>
+          <w:szCs w:val="28"/>
+        </w:rPr>
+        <w:t>): элементы списка вычисляются только тогда, когда они реально нужны.</w:t>
+      </w:r>
+    </w:p>
+    <w:p>
+      <w:pPr>
+        <w:spacing w:line="360" w:lineRule="auto"/>
+        <w:ind w:firstLine="425"/>
+        <w:jc w:val="both"/>
+        <w:rPr>
+          <w:sz w:val="28"/>
+          <w:szCs w:val="28"/>
+        </w:rPr>
+      </w:pPr>
+      <w:r>
+        <w:rPr>
+          <w:sz w:val="28"/>
+          <w:szCs w:val="28"/>
+        </w:rPr>
+        <w:t>Например есть список</w:t>
+      </w:r>
+      <w:r>
+        <w:rPr>
+          <w:sz w:val="28"/>
+          <w:szCs w:val="28"/>
+        </w:rPr>
+        <w:t xml:space="preserve">: </w:t>
+      </w:r>
+      <w:r>
+        <w:rPr>
+          <w:sz w:val="28"/>
+          <w:szCs w:val="28"/>
+          <w:lang w:val="en-US"/>
+        </w:rPr>
+        <w:t>powers</w:t>
+      </w:r>
+      <w:r>
+        <w:rPr>
+          <w:sz w:val="28"/>
+          <w:szCs w:val="28"/>
+        </w:rPr>
+        <w:t xml:space="preserve"> = [1,2,4,8,16, ...]</w:t>
+      </w:r>
+      <w:r>
+        <w:rPr>
+          <w:sz w:val="28"/>
+          <w:szCs w:val="28"/>
+        </w:rPr>
+        <w:t xml:space="preserve"> </w:t>
+      </w:r>
+      <w:r>
+        <w:rPr>
+          <w:sz w:val="28"/>
+          <w:szCs w:val="28"/>
+        </w:rPr>
+        <w:t xml:space="preserve">и его </w:t>
+      </w:r>
+      <w:r>
+        <w:rPr>
+          <w:sz w:val="28"/>
+          <w:szCs w:val="28"/>
+        </w:rPr>
+        <w:t>можно задать как бесконечный список, а брать из него конечную часть функциями типа:</w:t>
+      </w:r>
+    </w:p>
+    <w:p>
+      <w:pPr>
+        <w:pStyle w:val="a7"/>
+        <w:numPr>
+          <w:ilvl w:val="0"/>
+          <w:numId w:val="8"/>
+        </w:numPr>
+        <w:spacing w:line="360" w:lineRule="auto"/>
+        <w:jc w:val="both"/>
+        <w:rPr>
+          <w:sz w:val="28"/>
+          <w:szCs w:val="28"/>
+        </w:rPr>
+      </w:pPr>
+      <w:r>
+        <w:rPr>
+          <w:b/>
+          <w:bCs/>
+          <w:sz w:val="28"/>
+          <w:szCs w:val="28"/>
+          <w:lang w:val="en-US"/>
+        </w:rPr>
+        <w:t>take</w:t>
+      </w:r>
+      <w:r>
+        <w:rPr>
+          <w:b/>
+          <w:bCs/>
+          <w:sz w:val="28"/>
+          <w:szCs w:val="28"/>
+        </w:rPr>
+        <w:t xml:space="preserve"> </w:t>
+      </w:r>
+      <w:r>
+        <w:rPr>
+          <w:b/>
+          <w:bCs/>
+          <w:sz w:val="28"/>
+          <w:szCs w:val="28"/>
+          <w:lang w:val="en-US"/>
+        </w:rPr>
+        <w:t>n</w:t>
+      </w:r>
+      <w:r>
+        <w:rPr>
+          <w:b/>
+          <w:bCs/>
+          <w:sz w:val="28"/>
+          <w:szCs w:val="28"/>
+        </w:rPr>
+        <w:t xml:space="preserve"> </w:t>
+      </w:r>
+      <w:r>
+        <w:rPr>
+          <w:b/>
+          <w:bCs/>
+          <w:sz w:val="28"/>
+          <w:szCs w:val="28"/>
+          <w:lang w:val="en-US"/>
+        </w:rPr>
+        <w:t>powers</w:t>
+      </w:r>
+      <w:r>
+        <w:rPr>
+          <w:sz w:val="28"/>
+          <w:szCs w:val="28"/>
+        </w:rPr>
+        <w:t xml:space="preserve"> — взять первые </w:t>
+      </w:r>
+      <w:r>
+        <w:rPr>
+          <w:sz w:val="28"/>
+          <w:szCs w:val="28"/>
+          <w:lang w:val="en-US"/>
+        </w:rPr>
+        <w:t>n</w:t>
+      </w:r>
+      <w:r>
+        <w:rPr>
+          <w:sz w:val="28"/>
+          <w:szCs w:val="28"/>
+        </w:rPr>
+        <w:t xml:space="preserve"> элементов</w:t>
+      </w:r>
+    </w:p>
+    <w:p>
+      <w:pPr>
+        <w:pStyle w:val="a7"/>
+        <w:numPr>
+          <w:ilvl w:val="0"/>
+          <w:numId w:val="8"/>
+        </w:numPr>
+        <w:spacing w:line="360" w:lineRule="auto"/>
+        <w:jc w:val="both"/>
+        <w:rPr>
+          <w:sz w:val="28"/>
+          <w:szCs w:val="28"/>
+        </w:rPr>
+      </w:pPr>
+      <w:r>
+        <w:rPr>
+          <w:b/>
+          <w:bCs/>
+          <w:sz w:val="28"/>
+          <w:szCs w:val="28"/>
+          <w:lang w:val="en-US"/>
+        </w:rPr>
+        <w:t>powers</w:t>
+      </w:r>
+      <w:r>
+        <w:rPr>
+          <w:b/>
+          <w:bCs/>
+          <w:sz w:val="28"/>
+          <w:szCs w:val="28"/>
+        </w:rPr>
+        <w:t xml:space="preserve"> !! </w:t>
+      </w:r>
+      <w:r>
+        <w:rPr>
+          <w:b/>
+          <w:bCs/>
+          <w:sz w:val="28"/>
+          <w:szCs w:val="28"/>
+          <w:lang w:val="en-US"/>
+        </w:rPr>
+        <w:t>k</w:t>
+      </w:r>
+      <w:r>
+        <w:rPr>
+          <w:sz w:val="28"/>
+          <w:szCs w:val="28"/>
+        </w:rPr>
+        <w:t xml:space="preserve"> — взять элемент с индексом </w:t>
+      </w:r>
+      <w:r>
+        <w:rPr>
+          <w:sz w:val="28"/>
+          <w:szCs w:val="28"/>
+          <w:lang w:val="en-US"/>
+        </w:rPr>
+        <w:t>k</w:t>
+      </w:r>
+      <w:r>
+        <w:rPr>
+          <w:sz w:val="28"/>
+          <w:szCs w:val="28"/>
+        </w:rPr>
+        <w:t xml:space="preserve"> (с нуля)</w:t>
+      </w:r>
+    </w:p>
+    <w:p>
+      <w:pPr>
+        <w:spacing w:line="360" w:lineRule="auto"/>
+        <w:ind w:firstLine="425"/>
+        <w:rPr>
+          <w:b/>
+          <w:bCs/>
+          <w:sz w:val="28"/>
+          <w:szCs w:val="28"/>
+        </w:rPr>
+      </w:pPr>
+    </w:p>
+    <w:p>
+      <w:pPr>
+        <w:spacing w:line="360" w:lineRule="auto"/>
+        <w:ind w:firstLine="425"/>
+        <w:rPr>
+          <w:b/>
+          <w:bCs/>
+          <w:sz w:val="28"/>
+          <w:szCs w:val="28"/>
+        </w:rPr>
+      </w:pPr>
+      <w:r>
+        <w:rPr>
+          <w:b/>
+          <w:bCs/>
+          <w:sz w:val="28"/>
+          <w:szCs w:val="28"/>
+        </w:rPr>
+        <w:t xml:space="preserve">Реализация на </w:t>
+      </w:r>
+      <w:r>
+        <w:rPr>
+          <w:b/>
+          <w:bCs/>
+          <w:sz w:val="28"/>
+          <w:szCs w:val="28"/>
+          <w:lang w:val="en-US"/>
+        </w:rPr>
+        <w:t>Haskell</w:t>
+      </w:r>
+    </w:p>
+    <w:p>
+      <w:pPr>
+        <w:spacing w:line="360" w:lineRule="auto"/>
+        <w:ind w:firstLine="425"/>
+        <w:rPr>
+          <w:sz w:val="28"/>
+          <w:szCs w:val="28"/>
+        </w:rPr>
+      </w:pPr>
+      <w:r>
+        <w:rPr>
+          <w:sz w:val="28"/>
+          <w:szCs w:val="28"/>
+        </w:rPr>
+        <w:t xml:space="preserve">Я разработал функцию, которая формирует бесконечный список с 0. Она принимает </w:t>
+      </w:r>
+      <w:r>
+        <w:rPr>
+          <w:sz w:val="28"/>
+          <w:szCs w:val="28"/>
+          <w:lang w:val="en-US"/>
+        </w:rPr>
+        <w:t>n</w:t>
+      </w:r>
+      <w:r>
+        <w:rPr>
+          <w:sz w:val="28"/>
+          <w:szCs w:val="28"/>
+        </w:rPr>
+        <w:t xml:space="preserve"> – </w:t>
+      </w:r>
+      <w:r>
+        <w:rPr>
+          <w:sz w:val="28"/>
+          <w:szCs w:val="28"/>
+        </w:rPr>
+        <w:t>количество элементов, которое необходимо взять из списка и также обработал все базовые случаи, которые могли привести к ошибке. Листинг программы приведен на рисунке 1.</w:t>
+      </w:r>
+    </w:p>
+    <w:p>
+      <w:pPr>
+        <w:spacing w:line="360" w:lineRule="auto"/>
+        <w:jc w:val="center"/>
+        <w:rPr>
+          <w:sz w:val="28"/>
+          <w:szCs w:val="28"/>
+        </w:rPr>
+      </w:pPr>
+      <w:r>
+        <w:rPr>
+          <w:sz w:val="28"/>
+          <w:szCs w:val="28"/>
+        </w:rPr>
+        <w:lastRenderedPageBreak/>
+        <w:drawing>
+          <wp:inline distT="0" distB="0" distL="0" distR="0" wp14:anchorId="376AE3F5" wp14:editId="31B54A82">
+            <wp:extent cx="5940425" cy="2250440"/>
+            <wp:effectExtent l="0" t="0" r="3175" b="0"/>
+            <wp:docPr id="1" name="Рисунок 1"/>
+            <wp:cNvGraphicFramePr>
+              <a:graphicFrameLocks xmlns:a="http://schemas.openxmlformats.org/drawingml/2006/main" noChangeAspect="1"/>
+            </wp:cNvGraphicFramePr>
+            <a:graphic xmlns:a="http://schemas.openxmlformats.org/drawingml/2006/main">
+              <a:graphicData uri="http://schemas.openxmlformats.org/drawingml/2006/picture">
+                <pic:pic xmlns:pic="http://schemas.openxmlformats.org/drawingml/2006/picture">
+                  <pic:nvPicPr>
+                    <pic:cNvPr id="1" name=""/>
+                    <pic:cNvPicPr/>
+                  </pic:nvPicPr>
+                  <pic:blipFill>
+                    <a:blip r:embed="rId6"/>
+                    <a:stretch>
+                      <a:fillRect/>
+                    </a:stretch>
+                  </pic:blipFill>
+                  <pic:spPr>
+                    <a:xfrm>
+                      <a:off x="0" y="0"/>
+                      <a:ext cx="5940425" cy="2250440"/>
+                    </a:xfrm>
+                    <a:prstGeom prst="rect">
+                      <a:avLst/>
+                    </a:prstGeom>
+                  </pic:spPr>
+                </pic:pic>
+              </a:graphicData>
+            </a:graphic>
+          </wp:inline>
+        </w:drawing>
+      </w:r>
+    </w:p>
+    <w:p>
+      <w:pPr>
+        <w:spacing w:line="360" w:lineRule="auto"/>
+        <w:ind w:firstLine="425"/>
+        <w:jc w:val="center"/>
+        <w:rPr>
+          <w:sz w:val="28"/>
+          <w:szCs w:val="28"/>
+        </w:rPr>
+      </w:pPr>
+      <w:r>
+        <w:rPr>
+          <w:sz w:val="28"/>
+          <w:szCs w:val="28"/>
+        </w:rPr>
+        <w:t>Рис.1 – Листинг программы</w:t>
+      </w:r>
+    </w:p>
+    <w:p>
+      <w:pPr>
+        <w:spacing w:line="360" w:lineRule="auto"/>
+        <w:ind w:firstLine="425"/>
+        <w:jc w:val="center"/>
+        <w:rPr>
+          <w:sz w:val="28"/>
+          <w:szCs w:val="28"/>
+        </w:rPr>
+      </w:pPr>
+    </w:p>
+    <w:p>
+      <w:pPr>
+        <w:spacing w:line="360" w:lineRule="auto"/>
+        <w:ind w:firstLine="425"/>
+        <w:jc w:val="both"/>
+        <w:rPr>
+          <w:sz w:val="28"/>
+          <w:szCs w:val="28"/>
+        </w:rPr>
+      </w:pPr>
+      <w:r>
+        <w:rPr>
+          <w:sz w:val="28"/>
+          <w:szCs w:val="28"/>
+        </w:rPr>
+        <w:t>Результаты вызовов функции приведены на рисунке 2.</w:t>
+      </w:r>
+    </w:p>
+    <w:p>
+      <w:pPr>
+        <w:jc w:val="center"/>
+        <w:rPr>
+          <w:sz w:val="28"/>
+          <w:szCs w:val="28"/>
+        </w:rPr>
+      </w:pPr>
+      <w:r>
+        <w:rPr>
+          <w:sz w:val="28"/>
+          <w:szCs w:val="28"/>
+        </w:rPr>
+        <w:drawing>
+          <wp:inline distT="0" distB="0" distL="0" distR="0" wp14:anchorId="59AA53D9" wp14:editId="4A916C58">
+            <wp:extent cx="5940425" cy="1334135"/>
+            <wp:effectExtent l="0" t="0" r="3175" b="0"/>
+            <wp:docPr id="2" name="Рисунок 2"/>
+            <wp:cNvGraphicFramePr>
+              <a:graphicFrameLocks xmlns:a="http://schemas.openxmlformats.org/drawingml/2006/main" noChangeAspect="1"/>
+            </wp:cNvGraphicFramePr>
+            <a:graphic xmlns:a="http://schemas.openxmlformats.org/drawingml/2006/main">
+              <a:graphicData uri="http://schemas.openxmlformats.org/drawingml/2006/picture">
+                <pic:pic xmlns:pic="http://schemas.openxmlformats.org/drawingml/2006/picture">
+                  <pic:nvPicPr>
+                    <pic:cNvPr id="1" name=""/>
+                    <pic:cNvPicPr/>
+                  </pic:nvPicPr>
+                  <pic:blipFill>
+                    <a:blip r:embed="rId7"/>
+                    <a:stretch>
+                      <a:fillRect/>
+                    </a:stretch>
+                  </pic:blipFill>
+                  <pic:spPr>
+                    <a:xfrm>
+                      <a:off x="0" y="0"/>
+                      <a:ext cx="5940425" cy="1334135"/>
+                    </a:xfrm>
+                    <a:prstGeom prst="rect">
+                      <a:avLst/>
+                    </a:prstGeom>
+                  </pic:spPr>
+                </pic:pic>
+              </a:graphicData>
+            </a:graphic>
+          </wp:inline>
+        </w:drawing>
+      </w:r>
+    </w:p>
+    <w:p>
+      <w:pPr>
+        <w:ind w:firstLine="425"/>
+        <w:jc w:val="center"/>
+        <w:rPr>
+          <w:sz w:val="28"/>
+          <w:szCs w:val="28"/>
+        </w:rPr>
+      </w:pPr>
+      <w:r>
+        <w:rPr>
+          <w:sz w:val="28"/>
+          <w:szCs w:val="28"/>
+        </w:rPr>
+        <w:t>Рис.2 – Результаты вызовов функции</w:t>
+      </w:r>
+    </w:p>
+    <w:p>
+      <w:pPr>
+        <w:ind w:firstLine="425"/>
+        <w:jc w:val="center"/>
+        <w:rPr>
+          <w:sz w:val="28"/>
+          <w:szCs w:val="28"/>
+        </w:rPr>
+      </w:pPr>
+    </w:p>
+    <w:p>
+      <w:pPr>
+        <w:ind w:firstLine="425"/>
+        <w:jc w:val="both"/>
+        <w:rPr>
+          <w:b/>
+          <w:bCs/>
+          <w:sz w:val="28"/>
+          <w:szCs w:val="28"/>
+        </w:rPr>
+      </w:pPr>
+      <w:r>
+        <w:rPr>
+          <w:b/>
+          <w:bCs/>
+          <w:sz w:val="28"/>
+          <w:szCs w:val="28"/>
+        </w:rPr>
+        <w:t xml:space="preserve">2 </w:t>
+      </w:r>
+      <w:r>
+        <w:rPr>
+          <w:b/>
+          <w:bCs/>
+          <w:sz w:val="28"/>
+          <w:szCs w:val="28"/>
+        </w:rPr>
+        <w:t>Функция removeEmpty, которая удаляет пустые строки из заданного списка</w:t>
+      </w:r>
+      <w:r>
+        <w:rPr>
+          <w:b/>
+          <w:bCs/>
+          <w:sz w:val="28"/>
+          <w:szCs w:val="28"/>
+        </w:rPr>
+        <w:t xml:space="preserve"> </w:t>
+      </w:r>
+      <w:r>
+        <w:rPr>
+          <w:b/>
+          <w:bCs/>
+          <w:sz w:val="28"/>
+          <w:szCs w:val="28"/>
+        </w:rPr>
+        <w:t xml:space="preserve">строк. </w:t>
+      </w:r>
+    </w:p>
+    <w:p>
+      <w:pPr>
+        <w:ind w:firstLine="425"/>
+        <w:jc w:val="both"/>
+        <w:rPr>
+          <w:b/>
+          <w:bCs/>
+          <w:sz w:val="28"/>
+          <w:szCs w:val="28"/>
+          <w:lang w:val="en-US"/>
+        </w:rPr>
+      </w:pPr>
+      <w:r>
+        <w:rPr>
+          <w:b/>
+          <w:bCs/>
+          <w:sz w:val="28"/>
+          <w:szCs w:val="28"/>
+        </w:rPr>
+        <w:t>Например</w:t>
+      </w:r>
+      <w:r>
+        <w:rPr>
+          <w:b/>
+          <w:bCs/>
+          <w:sz w:val="28"/>
+          <w:szCs w:val="28"/>
+          <w:lang w:val="en-US"/>
+        </w:rPr>
+        <w:t>:</w:t>
+      </w:r>
+      <w:r>
+        <w:rPr>
+          <w:b/>
+          <w:bCs/>
+          <w:sz w:val="28"/>
+          <w:szCs w:val="28"/>
+          <w:lang w:val="en-US"/>
+        </w:rPr>
+        <w:t xml:space="preserve"> </w:t>
+      </w:r>
+      <w:r>
+        <w:rPr>
+          <w:b/>
+          <w:bCs/>
+          <w:sz w:val="28"/>
+          <w:szCs w:val="28"/>
+          <w:lang w:val="en-US"/>
+        </w:rPr>
+        <w:t xml:space="preserve">removeEmpty ["", "Hello", "", "", "World!"] </w:t>
+      </w:r>
+      <w:r>
+        <w:rPr>
+          <w:b/>
+          <w:bCs/>
+          <w:sz w:val="28"/>
+          <w:szCs w:val="28"/>
+        </w:rPr>
+        <w:t>возвращает</w:t>
+      </w:r>
+      <w:r>
+        <w:rPr>
+          <w:b/>
+          <w:bCs/>
+          <w:sz w:val="28"/>
+          <w:szCs w:val="28"/>
+          <w:lang w:val="en-US"/>
+        </w:rPr>
+        <w:t xml:space="preserve"> ["Hello", "World!"].</w:t>
+      </w:r>
+    </w:p>
+    <w:p>
+      <w:pPr>
+        <w:ind w:firstLine="425"/>
+        <w:jc w:val="both"/>
+        <w:rPr>
+          <w:sz w:val="28"/>
+          <w:szCs w:val="28"/>
+          <w:lang w:val="en-US"/>
+        </w:rPr>
+      </w:pPr>
+    </w:p>
+    <w:p>
+      <w:pPr>
+        <w:ind w:firstLine="425"/>
+        <w:jc w:val="both"/>
+        <w:rPr>
+          <w:sz w:val="28"/>
+          <w:szCs w:val="28"/>
+        </w:rPr>
+      </w:pPr>
+      <w:r>
+        <w:rPr>
+          <w:sz w:val="28"/>
+          <w:szCs w:val="28"/>
+        </w:rPr>
+        <w:t xml:space="preserve">Я реализовал данную задачу с помощью функции </w:t>
+      </w:r>
+      <w:r>
+        <w:rPr>
+          <w:sz w:val="28"/>
+          <w:szCs w:val="28"/>
+          <w:lang w:val="en-US"/>
+        </w:rPr>
+        <w:t>filter</w:t>
+      </w:r>
+      <w:r>
+        <w:rPr>
+          <w:sz w:val="28"/>
+          <w:szCs w:val="28"/>
+        </w:rPr>
+        <w:t xml:space="preserve"> </w:t>
+      </w:r>
+      <w:r>
+        <w:rPr>
+          <w:sz w:val="28"/>
+          <w:szCs w:val="28"/>
+        </w:rPr>
+        <w:t xml:space="preserve">и использовал условие </w:t>
+      </w:r>
+      <w:r>
+        <w:rPr>
+          <w:sz w:val="28"/>
+          <w:szCs w:val="28"/>
+        </w:rPr>
+        <w:t xml:space="preserve">/= </w:t>
+      </w:r>
+      <w:r>
+        <w:rPr>
+          <w:sz w:val="28"/>
+          <w:szCs w:val="28"/>
+        </w:rPr>
+        <w:t>«» (не равно пустой строке)</w:t>
+      </w:r>
+      <w:r>
+        <w:rPr>
+          <w:sz w:val="28"/>
+          <w:szCs w:val="28"/>
+        </w:rPr>
+        <w:t xml:space="preserve">. </w:t>
+      </w:r>
+      <w:r>
+        <w:rPr>
+          <w:sz w:val="28"/>
+          <w:szCs w:val="28"/>
+        </w:rPr>
+        <w:t>Также реализовал вторую функцию, демонстрирующую краткую запись. Листинг программы приведен на рис.3.</w:t>
+      </w:r>
+    </w:p>
+    <w:p>
+      <w:pPr>
+        <w:ind w:firstLine="425"/>
+        <w:jc w:val="both"/>
+        <w:rPr>
+          <w:sz w:val="28"/>
+          <w:szCs w:val="28"/>
+        </w:rPr>
+      </w:pPr>
+    </w:p>
+    <w:p>
+      <w:pPr>
+        <w:jc w:val="center"/>
+        <w:rPr>
+          <w:sz w:val="28"/>
+          <w:szCs w:val="28"/>
+        </w:rPr>
+      </w:pPr>
+      <w:r>
+        <w:rPr>
+          <w:sz w:val="28"/>
+          <w:szCs w:val="28"/>
+        </w:rPr>
+        <w:drawing>
+          <wp:inline distT="0" distB="0" distL="0" distR="0" wp14:anchorId="1BDC623B" wp14:editId="70B1376A">
+            <wp:extent cx="5106113" cy="2143424"/>
+            <wp:effectExtent l="0" t="0" r="0" b="9525"/>
+            <wp:docPr id="3" name="Рисунок 3"/>
+            <wp:cNvGraphicFramePr>
+              <a:graphicFrameLocks xmlns:a="http://schemas.openxmlformats.org/drawingml/2006/main" noChangeAspect="1"/>
+            </wp:cNvGraphicFramePr>
+            <a:graphic xmlns:a="http://schemas.openxmlformats.org/drawingml/2006/main">
+              <a:graphicData uri="http://schemas.openxmlformats.org/drawingml/2006/picture">
+                <pic:pic xmlns:pic="http://schemas.openxmlformats.org/drawingml/2006/picture">
+                  <pic:nvPicPr>
+                    <pic:cNvPr id="1" name=""/>
+                    <pic:cNvPicPr/>
+                  </pic:nvPicPr>
+                  <pic:blipFill>
+                    <a:blip r:embed="rId8"/>
+                    <a:stretch>
+                      <a:fillRect/>
+                    </a:stretch>
+                  </pic:blipFill>
+                  <pic:spPr>
+                    <a:xfrm>
+                      <a:off x="0" y="0"/>
+                      <a:ext cx="5106113" cy="2143424"/>
+                    </a:xfrm>
+                    <a:prstGeom prst="rect">
+                      <a:avLst/>
+                    </a:prstGeom>
+                  </pic:spPr>
+                </pic:pic>
+              </a:graphicData>
+            </a:graphic>
+          </wp:inline>
+        </w:drawing>
+      </w:r>
+    </w:p>
+    <w:p>
+      <w:pPr>
+        <w:ind w:firstLine="425"/>
+        <w:jc w:val="center"/>
+        <w:rPr>
+          <w:sz w:val="28"/>
+          <w:szCs w:val="28"/>
+        </w:rPr>
+      </w:pPr>
+      <w:r>
+        <w:rPr>
+          <w:sz w:val="28"/>
+          <w:szCs w:val="28"/>
+        </w:rPr>
+        <w:t>Рис.3 – Функции очистки массива от пустых строк</w:t>
+      </w:r>
+    </w:p>
+    <w:p>
+      <w:pPr>
+        <w:spacing w:line="360" w:lineRule="auto"/>
+        <w:ind w:firstLine="425"/>
+        <w:jc w:val="both"/>
+        <w:rPr>
+          <w:sz w:val="28"/>
+          <w:szCs w:val="28"/>
+        </w:rPr>
+      </w:pPr>
+      <w:r>
+        <w:rPr>
+          <w:sz w:val="28"/>
+          <w:szCs w:val="28"/>
+        </w:rPr>
+        <w:lastRenderedPageBreak/>
+        <w:t>Результат выполнения двух функций приведен на рисунке 4.</w:t>
+      </w:r>
+    </w:p>
+    <w:p>
+      <w:pPr>
+        <w:spacing w:line="360" w:lineRule="auto"/>
+        <w:jc w:val="center"/>
+        <w:rPr>
+          <w:sz w:val="28"/>
+          <w:szCs w:val="28"/>
+        </w:rPr>
+      </w:pPr>
+      <w:r>
+        <w:rPr>
+          <w:sz w:val="28"/>
+          <w:szCs w:val="28"/>
+        </w:rPr>
+        <w:drawing>
+          <wp:inline distT="0" distB="0" distL="0" distR="0" wp14:anchorId="6E47E4B5" wp14:editId="546DBF78">
+            <wp:extent cx="5940425" cy="1137920"/>
+            <wp:effectExtent l="0" t="0" r="3175" b="5080"/>
+            <wp:docPr id="4" name="Рисунок 4"/>
+            <wp:cNvGraphicFramePr>
+              <a:graphicFrameLocks xmlns:a="http://schemas.openxmlformats.org/drawingml/2006/main" noChangeAspect="1"/>
+            </wp:cNvGraphicFramePr>
+            <a:graphic xmlns:a="http://schemas.openxmlformats.org/drawingml/2006/main">
+              <a:graphicData uri="http://schemas.openxmlformats.org/drawingml/2006/picture">
+                <pic:pic xmlns:pic="http://schemas.openxmlformats.org/drawingml/2006/picture">
+                  <pic:nvPicPr>
+                    <pic:cNvPr id="1" name=""/>
+                    <pic:cNvPicPr/>
+                  </pic:nvPicPr>
+                  <pic:blipFill>
+                    <a:blip r:embed="rId9"/>
+                    <a:stretch>
+                      <a:fillRect/>
+                    </a:stretch>
+                  </pic:blipFill>
+                  <pic:spPr>
+                    <a:xfrm>
+                      <a:off x="0" y="0"/>
+                      <a:ext cx="5940425" cy="1137920"/>
+                    </a:xfrm>
+                    <a:prstGeom prst="rect">
+                      <a:avLst/>
+                    </a:prstGeom>
+                  </pic:spPr>
+                </pic:pic>
+              </a:graphicData>
+            </a:graphic>
+          </wp:inline>
+        </w:drawing>
+      </w:r>
+    </w:p>
+    <w:p>
+      <w:pPr>
+        <w:spacing w:line="360" w:lineRule="auto"/>
+        <w:ind w:firstLine="425"/>
+        <w:jc w:val="center"/>
+        <w:rPr>
+          <w:sz w:val="28"/>
+          <w:szCs w:val="28"/>
+        </w:rPr>
+      </w:pPr>
+      <w:r>
+        <w:rPr>
+          <w:sz w:val="28"/>
+          <w:szCs w:val="28"/>
+        </w:rPr>
+        <w:t>Рис.4 – Результат выполнения функций</w:t>
+      </w:r>
+    </w:p>
+    <w:p>
+      <w:pPr>
+        <w:widowControl/>
+        <w:autoSpaceDE/>
+        <w:autoSpaceDN/>
+        <w:adjustRightInd/>
+        <w:spacing w:after="160" w:line="259" w:lineRule="auto"/>
+        <w:rPr>
+          <w:sz w:val="28"/>
+          <w:szCs w:val="28"/>
+        </w:rPr>
+      </w:pPr>
+      <w:r>
+        <w:rPr>
+          <w:sz w:val="28"/>
+          <w:szCs w:val="28"/>
+        </w:rPr>
+        <w:br w:type="page"/>
+      </w:r>
+    </w:p>
+    <w:p>
+      <w:pPr>
+        <w:spacing w:line="360" w:lineRule="auto"/>
+        <w:ind w:firstLine="425"/>
+        <w:jc w:val="center"/>
+        <w:rPr>
+          <w:b/>
+          <w:bCs/>
+          <w:sz w:val="28"/>
+          <w:szCs w:val="28"/>
+        </w:rPr>
+      </w:pPr>
+      <w:r>
+        <w:rPr>
+          <w:b/>
+          <w:bCs/>
+          <w:sz w:val="28"/>
+          <w:szCs w:val="28"/>
+        </w:rPr>
+        <w:lastRenderedPageBreak/>
+        <w:t>Вывод</w:t>
+      </w:r>
+      <w:r>
+        <w:rPr>
+          <w:b/>
+          <w:bCs/>
+          <w:sz w:val="28"/>
+          <w:szCs w:val="28"/>
+        </w:rPr>
+        <w:t>ы</w:t>
+      </w:r>
+    </w:p>
+    <w:p>
+      <w:pPr>
+        <w:spacing w:line="360" w:lineRule="auto"/>
+        <w:ind w:firstLine="425"/>
+        <w:jc w:val="both"/>
+        <w:rPr>
+          <w:sz w:val="28"/>
+          <w:szCs w:val="28"/>
+        </w:rPr>
+      </w:pPr>
+      <w:r>
+        <w:rPr>
+          <w:sz w:val="28"/>
+          <w:szCs w:val="28"/>
+        </w:rPr>
+        <w:t>В ходе лабораторной работы были закреплены навыки обработки списков в Haskell и освоен подход к построению бесконечных списков за счёт ленивых вычислений.</w:t>
+      </w:r>
+    </w:p>
+    <w:p>
+      <w:pPr>
+        <w:spacing w:line="360" w:lineRule="auto"/>
+        <w:ind w:firstLine="425"/>
+        <w:jc w:val="both"/>
+        <w:rPr>
+          <w:sz w:val="28"/>
+          <w:szCs w:val="28"/>
+        </w:rPr>
+      </w:pPr>
+      <w:r>
+        <w:rPr>
+          <w:sz w:val="28"/>
+          <w:szCs w:val="28"/>
+        </w:rPr>
+        <w:t>Реализован бесконечный список степеней двойки и показано, что Haskell позволяет получать из него конечный результат без полного вычисления списка, используя функции take.</w:t>
+      </w:r>
+    </w:p>
+    <w:p>
+      <w:pPr>
+        <w:spacing w:line="360" w:lineRule="auto"/>
+        <w:ind w:firstLine="425"/>
+        <w:jc w:val="both"/>
+        <w:rPr>
+          <w:sz w:val="28"/>
+          <w:szCs w:val="28"/>
+        </w:rPr>
+      </w:pPr>
       <w:bookmarkStart w:id="2" w:name="_GoBack"/>
       <w:bookmarkEnd w:id="2"/>
-    </w:p>
-    <w:p>
-      <w:pPr>
-        <w:rPr>
-          <w:sz w:val="28"/>
-          <w:szCs w:val="28"/>
-        </w:rPr>
-      </w:pPr>
+      <w:r>
+        <w:rPr>
+          <w:sz w:val="28"/>
+          <w:szCs w:val="28"/>
+        </w:rPr>
+        <w:t>Реализована функция removeEmpty, удаляющая пустые строки из списка, с использованием функций высшего порядка (filter) и предиката (/= ""), что подтвердило удобство декларативной обработки данных без явной рекурсии.</w:t>
+      </w:r>
+    </w:p>
+    <w:p>
+      <w:pPr>
+        <w:spacing w:line="360" w:lineRule="auto"/>
+        <w:ind w:firstLine="425"/>
+        <w:jc w:val="both"/>
+        <w:rPr>
+          <w:sz w:val="28"/>
+          <w:szCs w:val="28"/>
+        </w:rPr>
+      </w:pPr>
+      <w:r>
+        <w:rPr>
+          <w:sz w:val="28"/>
+          <w:szCs w:val="28"/>
+        </w:rPr>
+        <w:t>Полученные результаты подтверждают, что применение стандартных функций работы со списками делает код короче, понятнее и снижает количество ошибок по сравнению с ручной рекурсией.</w:t>
+      </w:r>
     </w:p>
     <w:sectPr>
       <w:pgSz w:w="11906" w:h="16838"/>
@@ -1709,6 +2826,92 @@
     </w:lvl>
   </w:abstractNum>
   <w:abstractNum w:abstractNumId="1" w15:restartNumberingAfterBreak="0">
+    <w:nsid w:val="2DED1C4B"/>
+    <w:multiLevelType w:val="hybridMultilevel"/>
+    <w:tmpl w:val="3FA40BCC"/>
+    <w:lvl w:ilvl="0" w:tplc="0419000F">
+      <w:start w:val="1"/>
+      <w:numFmt w:val="decimal"/>
+      <w:lvlText w:val="%1."/>
+      <w:lvlJc w:val="left"/>
+      <w:pPr>
+        <w:ind w:left="1145" w:hanging="360"/>
+      </w:pPr>
+    </w:lvl>
+    <w:lvl w:ilvl="1" w:tplc="04190019" w:tentative="1">
+      <w:start w:val="1"/>
+      <w:numFmt w:val="lowerLetter"/>
+      <w:lvlText w:val="%2."/>
+      <w:lvlJc w:val="left"/>
+      <w:pPr>
+        <w:ind w:left="1865" w:hanging="360"/>
+      </w:pPr>
+    </w:lvl>
+    <w:lvl w:ilvl="2" w:tplc="0419001B" w:tentative="1">
+      <w:start w:val="1"/>
+      <w:numFmt w:val="lowerRoman"/>
+      <w:lvlText w:val="%3."/>
+      <w:lvlJc w:val="right"/>
+      <w:pPr>
+        <w:ind w:left="2585" w:hanging="180"/>
+      </w:pPr>
+    </w:lvl>
+    <w:lvl w:ilvl="3" w:tplc="0419000F" w:tentative="1">
+      <w:start w:val="1"/>
+      <w:numFmt w:val="decimal"/>
+      <w:lvlText w:val="%4."/>
+      <w:lvlJc w:val="left"/>
+      <w:pPr>
+        <w:ind w:left="3305" w:hanging="360"/>
+      </w:pPr>
+    </w:lvl>
+    <w:lvl w:ilvl="4" w:tplc="04190019" w:tentative="1">
+      <w:start w:val="1"/>
+      <w:numFmt w:val="lowerLetter"/>
+      <w:lvlText w:val="%5."/>
+      <w:lvlJc w:val="left"/>
+      <w:pPr>
+        <w:ind w:left="4025" w:hanging="360"/>
+      </w:pPr>
+    </w:lvl>
+    <w:lvl w:ilvl="5" w:tplc="0419001B" w:tentative="1">
+      <w:start w:val="1"/>
+      <w:numFmt w:val="lowerRoman"/>
+      <w:lvlText w:val="%6."/>
+      <w:lvlJc w:val="right"/>
+      <w:pPr>
+        <w:ind w:left="4745" w:hanging="180"/>
+      </w:pPr>
+    </w:lvl>
+    <w:lvl w:ilvl="6" w:tplc="0419000F" w:tentative="1">
+      <w:start w:val="1"/>
+      <w:numFmt w:val="decimal"/>
+      <w:lvlText w:val="%7."/>
+      <w:lvlJc w:val="left"/>
+      <w:pPr>
+        <w:ind w:left="5465" w:hanging="360"/>
+      </w:pPr>
+    </w:lvl>
+    <w:lvl w:ilvl="7" w:tplc="04190019" w:tentative="1">
+      <w:start w:val="1"/>
+      <w:numFmt w:val="lowerLetter"/>
+      <w:lvlText w:val="%8."/>
+      <w:lvlJc w:val="left"/>
+      <w:pPr>
+        <w:ind w:left="6185" w:hanging="360"/>
+      </w:pPr>
+    </w:lvl>
+    <w:lvl w:ilvl="8" w:tplc="0419001B" w:tentative="1">
+      <w:start w:val="1"/>
+      <w:numFmt w:val="lowerRoman"/>
+      <w:lvlText w:val="%9."/>
+      <w:lvlJc w:val="right"/>
+      <w:pPr>
+        <w:ind w:left="6905" w:hanging="180"/>
+      </w:pPr>
+    </w:lvl>
+  </w:abstractNum>
+  <w:abstractNum w:abstractNumId="2" w15:restartNumberingAfterBreak="0">
     <w:nsid w:val="363F4828"/>
     <w:multiLevelType w:val="hybridMultilevel"/>
     <w:tmpl w:val="67DE3B9A"/>
@@ -1797,7 +3000,7 @@
       </w:pPr>
     </w:lvl>
   </w:abstractNum>
-  <w:abstractNum w:abstractNumId="2" w15:restartNumberingAfterBreak="0">
+  <w:abstractNum w:abstractNumId="3" w15:restartNumberingAfterBreak="0">
     <w:nsid w:val="36CF55AC"/>
     <w:multiLevelType w:val="hybridMultilevel"/>
     <w:tmpl w:val="BBBE0302"/>
@@ -1910,7 +3113,7 @@
       </w:rPr>
     </w:lvl>
   </w:abstractNum>
-  <w:abstractNum w:abstractNumId="3" w15:restartNumberingAfterBreak="0">
+  <w:abstractNum w:abstractNumId="4" w15:restartNumberingAfterBreak="0">
     <w:nsid w:val="5D2940AC"/>
     <w:multiLevelType w:val="hybridMultilevel"/>
     <w:tmpl w:val="8C6237CC"/>
@@ -1996,7 +3199,7 @@
       </w:pPr>
     </w:lvl>
   </w:abstractNum>
-  <w:abstractNum w:abstractNumId="4" w15:restartNumberingAfterBreak="0">
+  <w:abstractNum w:abstractNumId="5" w15:restartNumberingAfterBreak="0">
     <w:nsid w:val="65CF7E1F"/>
     <w:multiLevelType w:val="hybridMultilevel"/>
     <w:tmpl w:val="8356F800"/>
@@ -2082,7 +3285,7 @@
       </w:pPr>
     </w:lvl>
   </w:abstractNum>
-  <w:abstractNum w:abstractNumId="5" w15:restartNumberingAfterBreak="0">
+  <w:abstractNum w:abstractNumId="6" w15:restartNumberingAfterBreak="0">
     <w:nsid w:val="6BAE3D12"/>
     <w:multiLevelType w:val="hybridMultilevel"/>
     <w:tmpl w:val="28DA9D42"/>
@@ -2171,7 +3374,7 @@
       </w:pPr>
     </w:lvl>
   </w:abstractNum>
-  <w:abstractNum w:abstractNumId="6" w15:restartNumberingAfterBreak="0">
+  <w:abstractNum w:abstractNumId="7" w15:restartNumberingAfterBreak="0">
     <w:nsid w:val="7F1F2AA7"/>
     <w:multiLevelType w:val="hybridMultilevel"/>
     <w:tmpl w:val="1B20F056"/>
@@ -2261,24 +3464,27 @@
     </w:lvl>
   </w:abstractNum>
   <w:num w:numId="1">
-    <w:abstractNumId w:val="5"/>
+    <w:abstractNumId w:val="6"/>
   </w:num>
   <w:num w:numId="2">
-    <w:abstractNumId w:val="6"/>
+    <w:abstractNumId w:val="7"/>
   </w:num>
   <w:num w:numId="3">
     <w:abstractNumId w:val="0"/>
   </w:num>
   <w:num w:numId="4">
+    <w:abstractNumId w:val="3"/>
+  </w:num>
+  <w:num w:numId="5">
+    <w:abstractNumId w:val="4"/>
+  </w:num>
+  <w:num w:numId="6">
+    <w:abstractNumId w:val="5"/>
+  </w:num>
+  <w:num w:numId="7">
     <w:abstractNumId w:val="2"/>
   </w:num>
-  <w:num w:numId="5">
-    <w:abstractNumId w:val="3"/>
-  </w:num>
-  <w:num w:numId="6">
-    <w:abstractNumId w:val="4"/>
-  </w:num>
-  <w:num w:numId="7">
+  <w:num w:numId="8">
     <w:abstractNumId w:val="1"/>
   </w:num>
 </w:numbering>
@@ -3207,7 +4413,7 @@
 </file>
 
 <file path=customXml/itemProps1.xml><?xml version="1.0" encoding="utf-8"?>
-<ds:datastoreItem xmlns:ds="http://schemas.openxmlformats.org/officeDocument/2006/customXml" ds:itemID="{8DDE47E8-1C93-4750-B080-8384CFC3A9FF}">
+<ds:datastoreItem xmlns:ds="http://schemas.openxmlformats.org/officeDocument/2006/customXml" ds:itemID="{E04FA29A-AA1B-4C98-B2BC-D57A32827F84}">
   <ds:schemaRefs>
     <ds:schemaRef ds:uri="http://schemas.openxmlformats.org/officeDocument/2006/bibliography"/>
   </ds:schemaRefs>
